--- a/atividades/creed/documentacao-creed.docx
+++ b/atividades/creed/documentacao-creed.docx
@@ -2862,7 +2862,7 @@
                 <w:sz w:val="20"/>
                 <w:szCs w:val="20"/>
               </w:rPr>
-              <w:t xml:space="preserve">Linhagem Apollo, Adonis e Rocky em medalhões 3D ligados por setas animadas.</w:t>
+              <w:t xml:space="preserve">Linhagem Apollo, Adonis e Rocky em medalhões 3D com as fotos dos três, ligados por setas animadas.</w:t>
             </w:r>
           </w:p>
         </w:tc>
@@ -3080,7 +3080,7 @@
                 <w:sz w:val="20"/>
                 <w:szCs w:val="20"/>
               </w:rPr>
-              <w:t xml:space="preserve">Três blocos 3D: experiência, conselho e superação; corner do ringue.</w:t>
+              <w:t xml:space="preserve">Três blocos 3D (experiência, conselho e superação), corner do ringue e polaroide do Rocky lutador de 1976.</w:t>
             </w:r>
           </w:p>
         </w:tc>
@@ -3298,7 +3298,7 @@
                 <w:sz w:val="20"/>
                 <w:szCs w:val="20"/>
               </w:rPr>
-              <w:t xml:space="preserve">Cinturão de campeão em 3D que pode ser girado com o mouse ou o dedo.</w:t>
+              <w:t xml:space="preserve">Polaroide de Apollo ao lado da foto de Adonis e cinturão de campeão em 3D que pode ser girado com o mouse ou o dedo.</w:t>
             </w:r>
           </w:p>
         </w:tc>
@@ -3843,7 +3843,7 @@
                 <w:sz w:val="20"/>
                 <w:szCs w:val="20"/>
               </w:rPr>
-              <w:t xml:space="preserve">Rolo de filme curvado em 3D com a linha do tempo e medalha girando.</w:t>
+              <w:t xml:space="preserve">Rolo de filme curvado em 3D com a linha do tempo, fotos nos quadros e medalha girando.</w:t>
             </w:r>
           </w:p>
         </w:tc>
@@ -6152,6 +6152,24 @@
         <w:spacing w:after="120" w:before="0" w:line="300"/>
       </w:pPr>
       <w:r>
+        <w:t xml:space="preserve">Nos slides sem foto, o fundo é um </w:t>
+      </w:r>
+      <w:r>
+        <w:rPr>
+          <w:b/>
+          <w:bCs/>
+        </w:rPr>
+        <w:t xml:space="preserve">ringue 3D animado</w:t>
+      </w:r>
+      <w:r>
+        <w:t xml:space="preserve">, desenhado pela própria apresentação: lona com o nome CREED, cordas, postes com protetores, tablado, estrutura de luzes com feixes e uma plateia com flashes de câmera. A cada troca de slide a câmera gira em volta do ringue até um novo ângulo, e entre as trocas ela balança devagar. Ele fica escurecido, como cenário, para não competir com o texto.</w:t>
+      </w:r>
+    </w:p>
+    <w:p>
+      <w:pPr>
+        <w:spacing w:after="120" w:before="0" w:line="300"/>
+      </w:pPr>
+      <w:r>
         <w:t xml:space="preserve">Os rótulos de cada slide são escritos à mão em </w:t>
       </w:r>
       <w:r>
@@ -7118,6 +7136,24 @@
     </w:p>
     <w:p>
       <w:pPr>
+        <w:spacing w:after="120" w:before="0" w:line="300"/>
+      </w:pPr>
+      <w:r>
+        <w:t xml:space="preserve">As fotos principais são versões em alta resolução, e as que só existiam pequenas passaram por </w:t>
+      </w:r>
+      <w:r>
+        <w:rPr>
+          <w:b/>
+          <w:bCs/>
+        </w:rPr>
+        <w:t xml:space="preserve">super-resolução por inteligência artificial</w:t>
+      </w:r>
+      <w:r>
+        <w:t xml:space="preserve"> (modelo EDSR, quatro vezes o tamanho), para ficarem nítidas no projetor. Os fundos foram gerados em 1920 x 1080. Nos slides com foto de fundo (capa, grande luta e conclusão), feixes de luz de arena balançam devagar e há poeira no ar, para a foto funcionar como cenário.</w:t>
+      </w:r>
+    </w:p>
+    <w:p>
+      <w:pPr>
         <w:keepNext/>
         <w:pBdr>
           <w:bottom w:val="single" w:color="C81F2D" w:sz="12" w:space="4"/>
@@ -7520,7 +7556,7 @@
                 <w:sz w:val="20"/>
                 <w:szCs w:val="20"/>
               </w:rPr>
-              <w:t xml:space="preserve">Linhagem Apollo, Adonis e Rocky em medalhões 3D ligados por setas animadas.</w:t>
+              <w:t xml:space="preserve">Linhagem Apollo, Adonis e Rocky em medalhões 3D com as fotos dos três, ligados por setas animadas.</w:t>
             </w:r>
           </w:p>
         </w:tc>
@@ -7686,7 +7722,7 @@
                 <w:sz w:val="20"/>
                 <w:szCs w:val="20"/>
               </w:rPr>
-              <w:t xml:space="preserve">Três blocos 3D: experiência, conselho e superação; corner do ringue.</w:t>
+              <w:t xml:space="preserve">Três blocos 3D (experiência, conselho e superação), corner do ringue e polaroide do Rocky lutador de 1976.</w:t>
             </w:r>
           </w:p>
         </w:tc>
@@ -7852,7 +7888,7 @@
                 <w:sz w:val="20"/>
                 <w:szCs w:val="20"/>
               </w:rPr>
-              <w:t xml:space="preserve">Cinturão de campeão em 3D que pode ser girado com o mouse ou o dedo.</w:t>
+              <w:t xml:space="preserve">Polaroide de Apollo ao lado da foto de Adonis e cinturão de campeão em 3D que pode ser girado com o mouse ou o dedo.</w:t>
             </w:r>
           </w:p>
         </w:tc>
@@ -8267,7 +8303,7 @@
                 <w:sz w:val="20"/>
                 <w:szCs w:val="20"/>
               </w:rPr>
-              <w:t xml:space="preserve">Rolo de filme curvado em 3D com a linha do tempo e medalha girando.</w:t>
+              <w:t xml:space="preserve">Rolo de filme curvado em 3D com a linha do tempo, fotos nos quadros e medalha girando.</w:t>
             </w:r>
           </w:p>
         </w:tc>
@@ -8361,7 +8397,7 @@
         <w:spacing w:after="120" w:before="100" w:line="300"/>
       </w:pPr>
       <w:r>
-        <w:t xml:space="preserve">Em todos os slides: cordas do ringue que vibram na troca, profundidade que acompanha o mouse (paralaxe) e cartões que se inclinam em 3D quando o mouse passa por cima.</w:t>
+        <w:t xml:space="preserve">Em todos os slides: ringue 3D animado ou feixes de luz no fundo, cordas do ringue que vibram na troca, profundidade que acompanha o mouse (paralaxe) e cartões que se inclinam em 3D quando o mouse passa por cima.</w:t>
       </w:r>
     </w:p>
     <w:p>
@@ -9483,7 +9519,7 @@
         <w:t xml:space="preserve">HTML, CSS e JavaScript puro</w:t>
       </w:r>
       <w:r>
-        <w:t xml:space="preserve">, sem biblioteca, sem servidor e sem internet. Arquivo único de cerca de 1,2 MB, com as imagens em WebP e as fontes embutidas.</w:t>
+        <w:t xml:space="preserve">, sem biblioteca, sem servidor e sem internet. Arquivo único de cerca de 1,8 MB, com as imagens em WebP e as fontes embutidas.</w:t>
       </w:r>
     </w:p>
     <w:p>
@@ -10314,7 +10350,7 @@
         <w:spacing w:after="70" w:line="290"/>
       </w:pPr>
       <w:r>
-        <w:t xml:space="preserve">Fotos de cena e de divulgação dos filmes da franquia Creed (Metro-Goldwyn-Mayer e Warner Bros.), usadas apenas para fins educacionais.</w:t>
+        <w:t xml:space="preserve">Fotos de cena e de divulgação dos filmes das franquias Rocky e Creed (United Artists, Metro-Goldwyn-Mayer e Warner Bros.), usadas apenas para fins educacionais.</w:t>
       </w:r>
     </w:p>
     <w:p>
